--- a/downloads/handouts/Unit 03/Handout 03.16 - Caregiver Clock and Community Supports.docx
+++ b/downloads/handouts/Unit 03/Handout 03.16 - Caregiver Clock and Community Supports.docx
@@ -594,7 +594,7 @@
         <w:pStyle w:val="BodyText"/>
       </w:pPr>
       <w:r>
-        <w:t xml:space="preserve">Words in other languages:</w:t>
+        <w:t xml:space="preserve">Words in Spanish:</w:t>
       </w:r>
     </w:p>
     <w:tbl>
@@ -604,10 +604,8 @@
         <w:tblLook w:firstRow="1"/>
       </w:tblPr>
       <w:tblGrid>
-        <w:gridCol w:w="2340"/>
-        <w:gridCol w:w="2340"/>
-        <w:gridCol w:w="2340"/>
-        <w:gridCol w:w="2340"/>
+        <w:gridCol w:w="4680"/>
+        <w:gridCol w:w="4680"/>
       </w:tblGrid>
       <w:tr>
         <w:trPr>
@@ -615,7 +613,7 @@
         </w:trPr>
         <w:tc>
           <w:tcPr>
-            <w:tcW w:type="dxa" w:w="2340"/>
+            <w:tcW w:type="dxa" w:w="4680"/>
             <w:tcBorders>
               <w:bottom w:val="single"/>
             </w:tcBorders>
@@ -633,7 +631,7 @@
         </w:tc>
         <w:tc>
           <w:tcPr>
-            <w:tcW w:type="dxa" w:w="2340"/>
+            <w:tcW w:type="dxa" w:w="4680"/>
             <w:tcBorders>
               <w:bottom w:val="single"/>
             </w:tcBorders>
@@ -645,42 +643,6 @@
               <w:jc w:val="left"/>
             </w:pPr>
             <w:r>
-              <w:t xml:space="preserve">Turkish</w:t>
-            </w:r>
-          </w:p>
-        </w:tc>
-        <w:tc>
-          <w:tcPr>
-            <w:tcW w:type="dxa" w:w="2340"/>
-            <w:tcBorders>
-              <w:bottom w:val="single"/>
-            </w:tcBorders>
-            <w:vAlign w:val="bottom"/>
-          </w:tcPr>
-          <w:p>
-            <w:pPr>
-              <w:pStyle w:val="Compact"/>
-              <w:jc w:val="left"/>
-            </w:pPr>
-            <w:r>
-              <w:t xml:space="preserve">Portuguese</w:t>
-            </w:r>
-          </w:p>
-        </w:tc>
-        <w:tc>
-          <w:tcPr>
-            <w:tcW w:type="dxa" w:w="2340"/>
-            <w:tcBorders>
-              <w:bottom w:val="single"/>
-            </w:tcBorders>
-            <w:vAlign w:val="bottom"/>
-          </w:tcPr>
-          <w:p>
-            <w:pPr>
-              <w:pStyle w:val="Compact"/>
-              <w:jc w:val="left"/>
-            </w:pPr>
-            <w:r>
               <w:t xml:space="preserve">Spanish</w:t>
             </w:r>
           </w:p>
@@ -689,7 +651,7 @@
       <w:tr>
         <w:tc>
           <w:tcPr>
-            <w:tcW w:type="dxa" w:w="2340"/>
+            <w:tcW w:type="dxa" w:w="4680"/>
           </w:tcPr>
           <w:p>
             <w:pPr>
@@ -703,21 +665,7 @@
         </w:tc>
         <w:tc>
           <w:tcPr>
-            <w:tcW w:type="dxa" w:w="2340"/>
-          </w:tcPr>
-          <w:p>
-            <w:pPr>
-              <w:pStyle w:val="Compact"/>
-              <w:jc w:val="left"/>
-            </w:pPr>
-            <w:r>
-              <w:t xml:space="preserve">bakıcı</w:t>
-            </w:r>
-          </w:p>
-        </w:tc>
-        <w:tc>
-          <w:tcPr>
-            <w:tcW w:type="dxa" w:w="2340"/>
+            <w:tcW w:type="dxa" w:w="4680"/>
           </w:tcPr>
           <w:p>
             <w:pPr>
@@ -729,25 +677,11 @@
             </w:r>
           </w:p>
         </w:tc>
-        <w:tc>
-          <w:tcPr>
-            <w:tcW w:type="dxa" w:w="2340"/>
-          </w:tcPr>
-          <w:p>
-            <w:pPr>
-              <w:pStyle w:val="Compact"/>
-              <w:jc w:val="left"/>
-            </w:pPr>
-            <w:r>
-              <w:t xml:space="preserve">cuidador</w:t>
-            </w:r>
-          </w:p>
-        </w:tc>
-      </w:tr>
-      <w:tr>
-        <w:tc>
-          <w:tcPr>
-            <w:tcW w:type="dxa" w:w="2340"/>
+      </w:tr>
+      <w:tr>
+        <w:tc>
+          <w:tcPr>
+            <w:tcW w:type="dxa" w:w="4680"/>
           </w:tcPr>
           <w:p>
             <w:pPr>
@@ -761,35 +695,7 @@
         </w:tc>
         <w:tc>
           <w:tcPr>
-            <w:tcW w:type="dxa" w:w="2340"/>
-          </w:tcPr>
-          <w:p>
-            <w:pPr>
-              <w:pStyle w:val="Compact"/>
-              <w:jc w:val="left"/>
-            </w:pPr>
-            <w:r>
-              <w:t xml:space="preserve">güvenlik</w:t>
-            </w:r>
-          </w:p>
-        </w:tc>
-        <w:tc>
-          <w:tcPr>
-            <w:tcW w:type="dxa" w:w="2340"/>
-          </w:tcPr>
-          <w:p>
-            <w:pPr>
-              <w:pStyle w:val="Compact"/>
-              <w:jc w:val="left"/>
-            </w:pPr>
-            <w:r>
-              <w:t xml:space="preserve">segurança</w:t>
-            </w:r>
-          </w:p>
-        </w:tc>
-        <w:tc>
-          <w:tcPr>
-            <w:tcW w:type="dxa" w:w="2340"/>
+            <w:tcW w:type="dxa" w:w="4680"/>
           </w:tcPr>
           <w:p>
             <w:pPr>
@@ -805,7 +711,7 @@
       <w:tr>
         <w:tc>
           <w:tcPr>
-            <w:tcW w:type="dxa" w:w="2340"/>
+            <w:tcW w:type="dxa" w:w="4680"/>
           </w:tcPr>
           <w:p>
             <w:pPr>
@@ -819,21 +725,7 @@
         </w:tc>
         <w:tc>
           <w:tcPr>
-            <w:tcW w:type="dxa" w:w="2340"/>
-          </w:tcPr>
-          <w:p>
-            <w:pPr>
-              <w:pStyle w:val="Compact"/>
-              <w:jc w:val="left"/>
-            </w:pPr>
-            <w:r>
-              <w:t xml:space="preserve">yemek</w:t>
-            </w:r>
-          </w:p>
-        </w:tc>
-        <w:tc>
-          <w:tcPr>
-            <w:tcW w:type="dxa" w:w="2340"/>
+            <w:tcW w:type="dxa" w:w="4680"/>
           </w:tcPr>
           <w:p>
             <w:pPr>
@@ -845,25 +737,11 @@
             </w:r>
           </w:p>
         </w:tc>
-        <w:tc>
-          <w:tcPr>
-            <w:tcW w:type="dxa" w:w="2340"/>
-          </w:tcPr>
-          <w:p>
-            <w:pPr>
-              <w:pStyle w:val="Compact"/>
-              <w:jc w:val="left"/>
-            </w:pPr>
-            <w:r>
-              <w:t xml:space="preserve">comida</w:t>
-            </w:r>
-          </w:p>
-        </w:tc>
-      </w:tr>
-      <w:tr>
-        <w:tc>
-          <w:tcPr>
-            <w:tcW w:type="dxa" w:w="2340"/>
+      </w:tr>
+      <w:tr>
+        <w:tc>
+          <w:tcPr>
+            <w:tcW w:type="dxa" w:w="4680"/>
           </w:tcPr>
           <w:p>
             <w:pPr>
@@ -877,35 +755,7 @@
         </w:tc>
         <w:tc>
           <w:tcPr>
-            <w:tcW w:type="dxa" w:w="2340"/>
-          </w:tcPr>
-          <w:p>
-            <w:pPr>
-              <w:pStyle w:val="Compact"/>
-              <w:jc w:val="left"/>
-            </w:pPr>
-            <w:r>
-              <w:t xml:space="preserve">sağlık</w:t>
-            </w:r>
-          </w:p>
-        </w:tc>
-        <w:tc>
-          <w:tcPr>
-            <w:tcW w:type="dxa" w:w="2340"/>
-          </w:tcPr>
-          <w:p>
-            <w:pPr>
-              <w:pStyle w:val="Compact"/>
-              <w:jc w:val="left"/>
-            </w:pPr>
-            <w:r>
-              <w:t xml:space="preserve">saúde</w:t>
-            </w:r>
-          </w:p>
-        </w:tc>
-        <w:tc>
-          <w:tcPr>
-            <w:tcW w:type="dxa" w:w="2340"/>
+            <w:tcW w:type="dxa" w:w="4680"/>
           </w:tcPr>
           <w:p>
             <w:pPr>
@@ -921,7 +771,7 @@
       <w:tr>
         <w:tc>
           <w:tcPr>
-            <w:tcW w:type="dxa" w:w="2340"/>
+            <w:tcW w:type="dxa" w:w="4680"/>
           </w:tcPr>
           <w:p>
             <w:pPr>
@@ -935,21 +785,7 @@
         </w:tc>
         <w:tc>
           <w:tcPr>
-            <w:tcW w:type="dxa" w:w="2340"/>
-          </w:tcPr>
-          <w:p>
-            <w:pPr>
-              <w:pStyle w:val="Compact"/>
-              <w:jc w:val="left"/>
-            </w:pPr>
-            <w:r>
-              <w:t xml:space="preserve">sevgi</w:t>
-            </w:r>
-          </w:p>
-        </w:tc>
-        <w:tc>
-          <w:tcPr>
-            <w:tcW w:type="dxa" w:w="2340"/>
+            <w:tcW w:type="dxa" w:w="4680"/>
           </w:tcPr>
           <w:p>
             <w:pPr>
@@ -961,25 +797,11 @@
             </w:r>
           </w:p>
         </w:tc>
-        <w:tc>
-          <w:tcPr>
-            <w:tcW w:type="dxa" w:w="2340"/>
-          </w:tcPr>
-          <w:p>
-            <w:pPr>
-              <w:pStyle w:val="Compact"/>
-              <w:jc w:val="left"/>
-            </w:pPr>
-            <w:r>
-              <w:t xml:space="preserve">amor</w:t>
-            </w:r>
-          </w:p>
-        </w:tc>
-      </w:tr>
-      <w:tr>
-        <w:tc>
-          <w:tcPr>
-            <w:tcW w:type="dxa" w:w="2340"/>
+      </w:tr>
+      <w:tr>
+        <w:tc>
+          <w:tcPr>
+            <w:tcW w:type="dxa" w:w="4680"/>
           </w:tcPr>
           <w:p>
             <w:pPr>
@@ -993,35 +815,7 @@
         </w:tc>
         <w:tc>
           <w:tcPr>
-            <w:tcW w:type="dxa" w:w="2340"/>
-          </w:tcPr>
-          <w:p>
-            <w:pPr>
-              <w:pStyle w:val="Compact"/>
-              <w:jc w:val="left"/>
-            </w:pPr>
-            <w:r>
-              <w:t xml:space="preserve">sınırlar</w:t>
-            </w:r>
-          </w:p>
-        </w:tc>
-        <w:tc>
-          <w:tcPr>
-            <w:tcW w:type="dxa" w:w="2340"/>
-          </w:tcPr>
-          <w:p>
-            <w:pPr>
-              <w:pStyle w:val="Compact"/>
-              <w:jc w:val="left"/>
-            </w:pPr>
-            <w:r>
-              <w:t xml:space="preserve">limites</w:t>
-            </w:r>
-          </w:p>
-        </w:tc>
-        <w:tc>
-          <w:tcPr>
-            <w:tcW w:type="dxa" w:w="2340"/>
+            <w:tcW w:type="dxa" w:w="4680"/>
           </w:tcPr>
           <w:p>
             <w:pPr>
@@ -1037,7 +831,7 @@
       <w:tr>
         <w:tc>
           <w:tcPr>
-            <w:tcW w:type="dxa" w:w="2340"/>
+            <w:tcW w:type="dxa" w:w="4680"/>
           </w:tcPr>
           <w:p>
             <w:pPr>
@@ -1051,35 +845,7 @@
         </w:tc>
         <w:tc>
           <w:tcPr>
-            <w:tcW w:type="dxa" w:w="2340"/>
-          </w:tcPr>
-          <w:p>
-            <w:pPr>
-              <w:pStyle w:val="Compact"/>
-              <w:jc w:val="left"/>
-            </w:pPr>
-            <w:r>
-              <w:t xml:space="preserve">para</w:t>
-            </w:r>
-          </w:p>
-        </w:tc>
-        <w:tc>
-          <w:tcPr>
-            <w:tcW w:type="dxa" w:w="2340"/>
-          </w:tcPr>
-          <w:p>
-            <w:pPr>
-              <w:pStyle w:val="Compact"/>
-              <w:jc w:val="left"/>
-            </w:pPr>
-            <w:r>
-              <w:t xml:space="preserve">dinheiro</w:t>
-            </w:r>
-          </w:p>
-        </w:tc>
-        <w:tc>
-          <w:tcPr>
-            <w:tcW w:type="dxa" w:w="2340"/>
+            <w:tcW w:type="dxa" w:w="4680"/>
           </w:tcPr>
           <w:p>
             <w:pPr>

--- a/downloads/handouts/Unit 03/Handout 03.16 - Caregiver Clock and Community Supports.docx
+++ b/downloads/handouts/Unit 03/Handout 03.16 - Caregiver Clock and Community Supports.docx
@@ -34,7 +34,7 @@
         <w:t xml:space="preserve"> </w:t>
       </w:r>
       <w:r>
-        <w:t xml:space="preserve">Part 1 is the eight jobs of a parent or caregiver. Part 2 is the 24-hour caregiver clock for a two year old; fill every hour with a job letter and shade the hours the caregiver is working for the child. Part 3 is readiness, at a general level. Part 4 is the community supports match. The exit card is at the bottom. The child and the family are fictional.</w:t>
+        <w:t xml:space="preserve">Part 1 is the eight jobs of a parent or caregiver. Part 2 is the 24-hour caregiver clock for a two year old. Fill every hour with a job letter. Shade the hours the caregiver is working for the child. Part 3 is readiness: what a person needs in place before they care for a child. It stays general. Part 4 is the community supports match. The exit card is at the bottom. The child and the family are made up.</w:t>
       </w:r>
     </w:p>
     <w:p>
@@ -874,7 +874,7 @@
         <w:pStyle w:val="FirstParagraph"/>
       </w:pPr>
       <w:r>
-        <w:t xml:space="preserve">A normal weekday for a two year old. Anchors: wakes at 6:30, nap 1:00 to 2:30, bed at 7:30. Your surprise card (the teacher gives it): ______________________</w:t>
+        <w:t xml:space="preserve">A normal weekday for a two year old. Three fixed times: wakes at 6:30, naps from 1:00 to 2:30, goes to bed at 7:30. Your surprise card (the teacher gives it): ______________________</w:t>
       </w:r>
     </w:p>
     <w:p>
@@ -882,7 +882,7 @@
         <w:pStyle w:val="BodyText"/>
       </w:pPr>
       <w:r>
-        <w:t xml:space="preserve">For every hour, write what the child is doing, what the caregiver is doing, and the job letter. Shade every hour the caregiver is doing a job for the child, including</w:t>
+        <w:t xml:space="preserve">For every hour, write three things: what the child is doing, what the caregiver is doing, and the job letter. Shade every hour the caregiver is doing a job for the child.</w:t>
       </w:r>
       <w:r>
         <w:t xml:space="preserve"> </w:t>
@@ -891,10 +891,16 @@
         <w:t xml:space="preserve">“</w:t>
       </w:r>
       <w:r>
-        <w:t xml:space="preserve">listening while they sleep.</w:t>
+        <w:t xml:space="preserve">Listening while they sleep</w:t>
       </w:r>
       <w:r>
         <w:t xml:space="preserve">”</w:t>
+      </w:r>
+      <w:r>
+        <w:t xml:space="preserve"> </w:t>
+      </w:r>
+      <w:r>
+        <w:t xml:space="preserve">counts as a job.</w:t>
       </w:r>
     </w:p>
     <w:tbl>
@@ -1987,7 +1993,23 @@
         <w:pStyle w:val="BodyText"/>
       </w:pPr>
       <w:r>
-        <w:t xml:space="preserve">Stretch: a monthly cost estimate for three jobs (use the figures on the slide): Food $______ Diapers $______ Child care $______ One thing a family with one income might have to give up: ______________________</w:t>
+        <w:t xml:space="preserve">Stretch: estimate the monthly cost of three jobs (use the numbers on the slide).</w:t>
+      </w:r>
+    </w:p>
+    <w:p>
+      <w:pPr>
+        <w:pStyle w:val="BodyText"/>
+      </w:pPr>
+      <w:r>
+        <w:t xml:space="preserve">Food: $______ Diapers: $______ Child care: $______</w:t>
+      </w:r>
+    </w:p>
+    <w:p>
+      <w:pPr>
+        <w:pStyle w:val="BodyText"/>
+      </w:pPr>
+      <w:r>
+        <w:t xml:space="preserve">One thing a family with one income might have to give up: ______________________</w:t>
       </w:r>
     </w:p>
     <w:p>
@@ -2005,7 +2027,7 @@
         <w:pStyle w:val="FirstParagraph"/>
       </w:pPr>
       <w:r>
-        <w:t xml:space="preserve">This is not about whether or when anyone should have a child. It is about what a person needs in place to do the eight jobs well.</w:t>
+        <w:t xml:space="preserve">This is not about whether or when anyone should have a child. It is about what a person needs to have ready to do the eight jobs well.</w:t>
       </w:r>
     </w:p>
     <w:tbl>
@@ -2202,7 +2224,7 @@
               <w:jc w:val="left"/>
             </w:pPr>
             <w:r>
-              <w:t xml:space="preserve">An hour on my clock where it would help</w:t>
+              <w:t xml:space="preserve">One hour on my clock where it would help</w:t>
             </w:r>
           </w:p>
         </w:tc>
@@ -2325,7 +2347,7 @@
               <w:jc w:val="left"/>
             </w:pPr>
             <w:r>
-              <w:t xml:space="preserve">Food help for pregnant people, babies, and children under 5 in families that qualify</w:t>
+              <w:t xml:space="preserve">Food help for pregnant people, babies, and children under 5 in families that meet the income rules</w:t>
             </w:r>
           </w:p>
         </w:tc>
